--- a/Pentest-platform/docs/source/database-schema-outline.docx
+++ b/Pentest-platform/docs/source/database-schema-outline.docx
@@ -216,7 +216,7 @@
           <w:rFonts w:eastAsia="georgia" w:cs="georgia" w:ascii="georgia" w:hAnsi="georgia"/>
           <w:color w:val="000000"/>
         </w:rPr>
-        <w:t xml:space="preserve">These tables support multi-tenant isolation and role-based access, which aligns with Cyver’s documented API access model and separate scopes for pentester and client access.[cite:3]</w:t>
+        <w:t xml:space="preserve">These tables support multi-tenant isolation and role-based access, which aligns with the reference platform’s documented API access model and separate scopes for pentester and client access.[cite:3]</w:t>
       </w:r>
     </w:p>
     <w:p>
@@ -331,7 +331,7 @@
           <w:rFonts w:eastAsia="georgia" w:cs="georgia" w:ascii="georgia" w:hAnsi="georgia"/>
           <w:color w:val="000000"/>
         </w:rPr>
-        <w:t xml:space="preserve">These tables support client organizations, portal users, and visibility rules for the PTaaS-style portal experience Cyver publicly promotes.[cite:35]</w:t>
+        <w:t xml:space="preserve">These tables support client organizations, portal users, and visibility rules for the PTaaS-style portal experience the reference platform publicly promotes.[cite:35]</w:t>
       </w:r>
     </w:p>
     <w:p>
@@ -1161,7 +1161,7 @@
           <w:rFonts w:eastAsia="georgia" w:cs="georgia" w:ascii="georgia" w:hAnsi="georgia"/>
           <w:color w:val="000000"/>
         </w:rPr>
-        <w:t xml:space="preserve">These tables support structured report generation and approval workflows, which match Cyver’s public messaging around automated pentest reporting.[cite:32][cite:35]</w:t>
+        <w:t xml:space="preserve">These tables support structured report generation and approval workflows, which match the reference platform’s public messaging around automated pentest reporting.[cite:32][cite:35]</w:t>
       </w:r>
     </w:p>
     <w:p>
